--- a/chapters/10-random-variability.docx
+++ b/chapters/10-random-variability.docx
@@ -867,60 +867,57 @@
               <w:t xml:space="preserve"> </w:t>
             </w:r>
             <m:oMath>
-              <m:acc>
-                <m:accPr>
-                  <m:chr m:val="̂"/>
-                </m:accPr>
+              <m:r>
+                <m:rPr>
+                  <m:sty m:val="p"/>
+                </m:rPr>
+                <m:t/>
+              </m:r>
+              <m:r>
+                <m:t>​</m:t>
+              </m:r>
+              <m:d>
+                <m:dPr>
+                  <m:begChr m:val="["/>
+                  <m:sepChr m:val=""/>
+                  <m:endChr m:val="]"/>
+                  <m:grow/>
+                </m:dPr>
                 <m:e>
+                  <m:r>
+                    <m:t>Y</m:t>
+                  </m:r>
                   <m:r>
                     <m:rPr>
                       <m:sty m:val="p"/>
                     </m:rPr>
-                    <m:t>Pr</m:t>
+                    <m:t>=</m:t>
+                  </m:r>
+                  <m:r>
+                    <m:t>1</m:t>
+                  </m:r>
+                  <m:r>
+                    <m:rPr>
+                      <m:sty m:val="p"/>
+                    </m:rPr>
+                    <m:t>∣</m:t>
+                  </m:r>
+                  <m:r>
+                    <m:t>A</m:t>
+                  </m:r>
+                  <m:r>
+                    <m:rPr>
+                      <m:sty m:val="p"/>
+                    </m:rPr>
+                    <m:t>=</m:t>
+                  </m:r>
+                  <m:r>
+                    <m:t>1</m:t>
                   </m:r>
                 </m:e>
-              </m:acc>
-              <m:r>
-                <m:rPr>
-                  <m:sty m:val="p"/>
-                </m:rPr>
-                <m:t>[</m:t>
-              </m:r>
-              <m:r>
-                <m:t>Y</m:t>
-              </m:r>
-              <m:r>
-                <m:rPr>
-                  <m:sty m:val="p"/>
-                </m:rPr>
-                <m:t>=</m:t>
-              </m:r>
-              <m:r>
-                <m:t>1</m:t>
-              </m:r>
-              <m:r>
-                <m:rPr>
-                  <m:sty m:val="p"/>
-                </m:rPr>
-                <m:t>∣</m:t>
-              </m:r>
-              <m:r>
-                <m:t>A</m:t>
-              </m:r>
-              <m:r>
-                <m:rPr>
-                  <m:sty m:val="p"/>
-                </m:rPr>
-                <m:t>=</m:t>
-              </m:r>
-              <m:r>
-                <m:t>1</m:t>
-              </m:r>
-              <m:r>
-                <m:rPr>
-                  <m:sty m:val="p"/>
-                </m:rPr>
-                <m:t>]</m:t>
+              </m:d>
+              <m:r>
+                <m:t>​</m:t>
               </m:r>
             </m:oMath>
             <w:r>
@@ -942,60 +939,57 @@
               <w:t xml:space="preserve"> </w:t>
             </w:r>
             <m:oMath>
-              <m:acc>
-                <m:accPr>
-                  <m:chr m:val="̂"/>
-                </m:accPr>
+              <m:r>
+                <m:rPr>
+                  <m:sty m:val="p"/>
+                </m:rPr>
+                <m:t/>
+              </m:r>
+              <m:r>
+                <m:t>​</m:t>
+              </m:r>
+              <m:d>
+                <m:dPr>
+                  <m:begChr m:val="["/>
+                  <m:sepChr m:val=""/>
+                  <m:endChr m:val="]"/>
+                  <m:grow/>
+                </m:dPr>
                 <m:e>
+                  <m:r>
+                    <m:t>Y</m:t>
+                  </m:r>
                   <m:r>
                     <m:rPr>
                       <m:sty m:val="p"/>
                     </m:rPr>
-                    <m:t>Pr</m:t>
+                    <m:t>=</m:t>
+                  </m:r>
+                  <m:r>
+                    <m:t>1</m:t>
+                  </m:r>
+                  <m:r>
+                    <m:rPr>
+                      <m:sty m:val="p"/>
+                    </m:rPr>
+                    <m:t>∣</m:t>
+                  </m:r>
+                  <m:r>
+                    <m:t>A</m:t>
+                  </m:r>
+                  <m:r>
+                    <m:rPr>
+                      <m:sty m:val="p"/>
+                    </m:rPr>
+                    <m:t>=</m:t>
+                  </m:r>
+                  <m:r>
+                    <m:t>1</m:t>
                   </m:r>
                 </m:e>
-              </m:acc>
-              <m:r>
-                <m:rPr>
-                  <m:sty m:val="p"/>
-                </m:rPr>
-                <m:t>[</m:t>
-              </m:r>
-              <m:r>
-                <m:t>Y</m:t>
-              </m:r>
-              <m:r>
-                <m:rPr>
-                  <m:sty m:val="p"/>
-                </m:rPr>
-                <m:t>=</m:t>
-              </m:r>
-              <m:r>
-                <m:t>1</m:t>
-              </m:r>
-              <m:r>
-                <m:rPr>
-                  <m:sty m:val="p"/>
-                </m:rPr>
-                <m:t>∣</m:t>
-              </m:r>
-              <m:r>
-                <m:t>A</m:t>
-              </m:r>
-              <m:r>
-                <m:rPr>
-                  <m:sty m:val="p"/>
-                </m:rPr>
-                <m:t>=</m:t>
-              </m:r>
-              <m:r>
-                <m:t>1</m:t>
-              </m:r>
-              <m:r>
-                <m:rPr>
-                  <m:sty m:val="p"/>
-                </m:rPr>
-                <m:t>]</m:t>
+              </m:d>
+              <m:r>
+                <m:t>​</m:t>
               </m:r>
               <m:r>
                 <m:rPr>
@@ -1229,19 +1223,75 @@
               <w:t xml:space="preserve"> </w:t>
             </w:r>
             <m:oMath>
-              <m:acc>
-                <m:accPr>
-                  <m:chr m:val="̂"/>
-                </m:accPr>
+              <m:r>
+                <m:rPr>
+                  <m:sty m:val="p"/>
+                </m:rPr>
+                <m:t/>
+              </m:r>
+              <m:r>
+                <m:t>​</m:t>
+              </m:r>
+              <m:d>
+                <m:dPr>
+                  <m:begChr m:val="["/>
+                  <m:sepChr m:val=""/>
+                  <m:endChr m:val="]"/>
+                  <m:grow/>
+                </m:dPr>
                 <m:e>
+                  <m:r>
+                    <m:t>Y</m:t>
+                  </m:r>
                   <m:r>
                     <m:rPr>
                       <m:sty m:val="p"/>
                     </m:rPr>
-                    <m:t>Pr</m:t>
+                    <m:t>=</m:t>
+                  </m:r>
+                  <m:r>
+                    <m:t>1</m:t>
+                  </m:r>
+                  <m:r>
+                    <m:rPr>
+                      <m:sty m:val="p"/>
+                    </m:rPr>
+                    <m:t>∣</m:t>
+                  </m:r>
+                  <m:r>
+                    <m:t>A</m:t>
+                  </m:r>
+                  <m:r>
+                    <m:rPr>
+                      <m:sty m:val="p"/>
+                    </m:rPr>
+                    <m:t>=</m:t>
+                  </m:r>
+                  <m:r>
+                    <m:t>a</m:t>
                   </m:r>
                 </m:e>
-              </m:acc>
+              </m:d>
+              <m:r>
+                <m:t>​</m:t>
+              </m:r>
+            </m:oMath>
+            <w:r>
+              <w:t xml:space="preserve"> </w:t>
+            </w:r>
+            <w:r>
+              <w:t xml:space="preserve">is a consistent estimator of</w:t>
+            </w:r>
+            <w:r>
+              <w:t xml:space="preserve"> </w:t>
+            </w:r>
+            <m:oMath>
+              <m:r>
+                <m:rPr>
+                  <m:sty m:val="p"/>
+                </m:rPr>
+                <m:t>Pr</m:t>
+              </m:r>
               <m:r>
                 <m:rPr>
                   <m:sty m:val="p"/>
@@ -1286,88 +1336,32 @@
               </m:r>
             </m:oMath>
             <w:r>
-              <w:t xml:space="preserve"> </w:t>
-            </w:r>
-            <w:r>
-              <w:t xml:space="preserve">is a consistent estimator of</w:t>
+              <w:t xml:space="preserve">:</w:t>
+            </w:r>
+            <w:r>
+              <w:t xml:space="preserve"> </w:t>
+            </w:r>
+            <w:r>
+              <w:t xml:space="preserve">the larger</w:t>
             </w:r>
             <w:r>
               <w:t xml:space="preserve"> </w:t>
             </w:r>
             <m:oMath>
               <m:r>
-                <m:rPr>
-                  <m:sty m:val="p"/>
-                </m:rPr>
-                <m:t>Pr</m:t>
-              </m:r>
-              <m:r>
-                <m:rPr>
-                  <m:sty m:val="p"/>
-                </m:rPr>
-                <m:t>[</m:t>
-              </m:r>
-              <m:r>
-                <m:t>Y</m:t>
-              </m:r>
-              <m:r>
-                <m:rPr>
-                  <m:sty m:val="p"/>
-                </m:rPr>
-                <m:t>=</m:t>
-              </m:r>
-              <m:r>
-                <m:t>1</m:t>
-              </m:r>
-              <m:r>
-                <m:rPr>
-                  <m:sty m:val="p"/>
-                </m:rPr>
-                <m:t>∣</m:t>
-              </m:r>
-              <m:r>
-                <m:t>A</m:t>
-              </m:r>
-              <m:r>
-                <m:rPr>
-                  <m:sty m:val="p"/>
-                </m:rPr>
-                <m:t>=</m:t>
-              </m:r>
-              <m:r>
-                <m:t>a</m:t>
-              </m:r>
-              <m:r>
-                <m:rPr>
-                  <m:sty m:val="p"/>
-                </m:rPr>
-                <m:t>]</m:t>
+                <m:t>n</m:t>
               </m:r>
             </m:oMath>
             <w:r>
-              <w:t xml:space="preserve">:</w:t>
-            </w:r>
-            <w:r>
-              <w:t xml:space="preserve"> </w:t>
-            </w:r>
-            <w:r>
-              <w:t xml:space="preserve">the larger</w:t>
+              <w:t xml:space="preserve">, the smaller we expect</w:t>
             </w:r>
             <w:r>
               <w:t xml:space="preserve"> </w:t>
             </w:r>
             <m:oMath>
               <m:r>
-                <m:t>n</m:t>
-              </m:r>
-            </m:oMath>
-            <w:r>
-              <w:t xml:space="preserve">, the smaller we expect</w:t>
-            </w:r>
-            <w:r>
-              <w:t xml:space="preserve"> </w:t>
-            </w:r>
-            <m:oMath>
+                <m:t>​</m:t>
+              </m:r>
               <m:d>
                 <m:dPr>
                   <m:begChr m:val="|"/>
@@ -1430,63 +1424,63 @@
                     </m:rPr>
                     <m:t>−</m:t>
                   </m:r>
-                  <m:acc>
-                    <m:accPr>
-                      <m:chr m:val="̂"/>
-                    </m:accPr>
+                  <m:r>
+                    <m:rPr>
+                      <m:sty m:val="p"/>
+                    </m:rPr>
+                    <m:t/>
+                  </m:r>
+                  <m:r>
+                    <m:t>​</m:t>
+                  </m:r>
+                  <m:d>
+                    <m:dPr>
+                      <m:begChr m:val="["/>
+                      <m:sepChr m:val=""/>
+                      <m:endChr m:val="]"/>
+                      <m:grow/>
+                    </m:dPr>
                     <m:e>
+                      <m:r>
+                        <m:t>Y</m:t>
+                      </m:r>
                       <m:r>
                         <m:rPr>
                           <m:sty m:val="p"/>
                         </m:rPr>
-                        <m:t>Pr</m:t>
+                        <m:t>=</m:t>
+                      </m:r>
+                      <m:r>
+                        <m:t>1</m:t>
+                      </m:r>
+                      <m:r>
+                        <m:rPr>
+                          <m:sty m:val="p"/>
+                        </m:rPr>
+                        <m:t>∣</m:t>
+                      </m:r>
+                      <m:r>
+                        <m:t>A</m:t>
+                      </m:r>
+                      <m:r>
+                        <m:rPr>
+                          <m:sty m:val="p"/>
+                        </m:rPr>
+                        <m:t>=</m:t>
+                      </m:r>
+                      <m:r>
+                        <m:t>a</m:t>
                       </m:r>
                     </m:e>
-                  </m:acc>
-                  <m:r>
-                    <m:rPr>
-                      <m:sty m:val="p"/>
-                    </m:rPr>
-                    <m:t>[</m:t>
-                  </m:r>
-                  <m:r>
-                    <m:t>Y</m:t>
-                  </m:r>
-                  <m:r>
-                    <m:rPr>
-                      <m:sty m:val="p"/>
-                    </m:rPr>
-                    <m:t>=</m:t>
-                  </m:r>
-                  <m:r>
-                    <m:t>1</m:t>
-                  </m:r>
-                  <m:r>
-                    <m:rPr>
-                      <m:sty m:val="p"/>
-                    </m:rPr>
-                    <m:t>∣</m:t>
-                  </m:r>
-                  <m:r>
-                    <m:t>A</m:t>
-                  </m:r>
-                  <m:r>
-                    <m:rPr>
-                      <m:sty m:val="p"/>
-                    </m:rPr>
-                    <m:t>=</m:t>
-                  </m:r>
-                  <m:r>
-                    <m:t>a</m:t>
-                  </m:r>
-                  <m:r>
-                    <m:rPr>
-                      <m:sty m:val="p"/>
-                    </m:rPr>
-                    <m:t>]</m:t>
+                  </m:d>
+                  <m:r>
+                    <m:t>​</m:t>
                   </m:r>
                 </m:e>
               </m:d>
+              <m:r>
+                <m:t>​</m:t>
+              </m:r>
             </m:oMath>
             <w:r>
               <w:t xml:space="preserve"> </w:t>
@@ -1808,20 +1802,15 @@
                   </m:rPr>
                   <m:t>×</m:t>
                 </m:r>
-                <m:acc>
-                  <m:accPr>
-                    <m:chr m:val="̂"/>
-                  </m:accPr>
-                  <m:e>
-                    <m:r>
-                      <m:rPr>
-                        <m:nor/>
-                        <m:sty m:val="p"/>
-                      </m:rPr>
-                      <m:t>se</m:t>
-                    </m:r>
-                  </m:e>
-                </m:acc>
+                <m:r>
+                  <m:rPr>
+                    <m:sty m:val="p"/>
+                  </m:rPr>
+                  <m:t/>
+                </m:r>
+                <m:r>
+                  <m:t>​</m:t>
+                </m:r>
                 <m:d>
                   <m:dPr>
                     <m:begChr m:val="("/>
@@ -1843,6 +1832,9 @@
                   </m:e>
                 </m:d>
                 <m:r>
+                  <m:t>​</m:t>
+                </m:r>
+                <m:r>
                   <m:rPr>
                     <m:sty m:val="p"/>
                   </m:rPr>
@@ -1862,20 +1854,15 @@
               <w:t xml:space="preserve"> </w:t>
             </w:r>
             <m:oMath>
-              <m:acc>
-                <m:accPr>
-                  <m:chr m:val="̂"/>
-                </m:accPr>
-                <m:e>
-                  <m:r>
-                    <m:rPr>
-                      <m:nor/>
-                      <m:sty m:val="p"/>
-                    </m:rPr>
-                    <m:t>se</m:t>
-                  </m:r>
-                </m:e>
-              </m:acc>
+              <m:r>
+                <m:rPr>
+                  <m:sty m:val="p"/>
+                </m:rPr>
+                <m:t/>
+              </m:r>
+              <m:r>
+                <m:t>​</m:t>
+              </m:r>
               <m:d>
                 <m:dPr>
                   <m:begChr m:val="("/>
@@ -1896,6 +1883,9 @@
                   </m:acc>
                 </m:e>
               </m:d>
+              <m:r>
+                <m:t>​</m:t>
+              </m:r>
             </m:oMath>
             <w:r>
               <w:t xml:space="preserve"> </w:t>
@@ -2080,60 +2070,57 @@
                 </m:rPr>
                 <m:t>=</m:t>
               </m:r>
-              <m:acc>
-                <m:accPr>
-                  <m:chr m:val="̂"/>
-                </m:accPr>
+              <m:r>
+                <m:rPr>
+                  <m:sty m:val="p"/>
+                </m:rPr>
+                <m:t/>
+              </m:r>
+              <m:r>
+                <m:t>​</m:t>
+              </m:r>
+              <m:d>
+                <m:dPr>
+                  <m:begChr m:val="["/>
+                  <m:sepChr m:val=""/>
+                  <m:endChr m:val="]"/>
+                  <m:grow/>
+                </m:dPr>
                 <m:e>
+                  <m:r>
+                    <m:t>Y</m:t>
+                  </m:r>
                   <m:r>
                     <m:rPr>
                       <m:sty m:val="p"/>
                     </m:rPr>
-                    <m:t>Pr</m:t>
+                    <m:t>=</m:t>
+                  </m:r>
+                  <m:r>
+                    <m:t>1</m:t>
+                  </m:r>
+                  <m:r>
+                    <m:rPr>
+                      <m:sty m:val="p"/>
+                    </m:rPr>
+                    <m:t>∣</m:t>
+                  </m:r>
+                  <m:r>
+                    <m:t>A</m:t>
+                  </m:r>
+                  <m:r>
+                    <m:rPr>
+                      <m:sty m:val="p"/>
+                    </m:rPr>
+                    <m:t>=</m:t>
+                  </m:r>
+                  <m:r>
+                    <m:t>1</m:t>
                   </m:r>
                 </m:e>
-              </m:acc>
-              <m:r>
-                <m:rPr>
-                  <m:sty m:val="p"/>
-                </m:rPr>
-                <m:t>[</m:t>
-              </m:r>
-              <m:r>
-                <m:t>Y</m:t>
-              </m:r>
-              <m:r>
-                <m:rPr>
-                  <m:sty m:val="p"/>
-                </m:rPr>
-                <m:t>=</m:t>
-              </m:r>
-              <m:r>
-                <m:t>1</m:t>
-              </m:r>
-              <m:r>
-                <m:rPr>
-                  <m:sty m:val="p"/>
-                </m:rPr>
-                <m:t>∣</m:t>
-              </m:r>
-              <m:r>
-                <m:t>A</m:t>
-              </m:r>
-              <m:r>
-                <m:rPr>
-                  <m:sty m:val="p"/>
-                </m:rPr>
-                <m:t>=</m:t>
-              </m:r>
-              <m:r>
-                <m:t>1</m:t>
-              </m:r>
-              <m:r>
-                <m:rPr>
-                  <m:sty m:val="p"/>
-                </m:rPr>
-                <m:t>]</m:t>
+              </m:d>
+              <m:r>
+                <m:t>​</m:t>
               </m:r>
               <m:r>
                 <m:rPr>
@@ -2247,20 +2234,15 @@
               <m:oMath>
                 <m:eqArr>
                   <m:e>
-                    <m:acc>
-                      <m:accPr>
-                        <m:chr m:val="̂"/>
-                      </m:accPr>
-                      <m:e>
-                        <m:r>
-                          <m:rPr>
-                            <m:nor/>
-                            <m:sty m:val="p"/>
-                          </m:rPr>
-                          <m:t>se</m:t>
-                        </m:r>
-                      </m:e>
-                    </m:acc>
+                    <m:r>
+                      <m:rPr>
+                        <m:sty m:val="p"/>
+                      </m:rPr>
+                      <m:t/>
+                    </m:r>
+                    <m:r>
+                      <m:t>​</m:t>
+                    </m:r>
                     <m:d>
                       <m:dPr>
                         <m:begChr m:val="("/>
@@ -2281,6 +2263,9 @@
                         </m:acc>
                       </m:e>
                     </m:d>
+                    <m:r>
+                      <m:t>​</m:t>
+                    </m:r>
                     <m:r>
                       <m:t>&amp;</m:t>
                     </m:r>
@@ -4722,6 +4707,9 @@
                     </m:r>
                   </m:lim>
                 </m:limLow>
+                <m:r>
+                  <m:t>​</m:t>
+                </m:r>
                 <m:d>
                   <m:dPr>
                     <m:begChr m:val="["/>
@@ -4730,6 +4718,9 @@
                     <m:grow/>
                   </m:dPr>
                   <m:e>
+                    <m:r>
+                      <m:t>​</m:t>
+                    </m:r>
                     <m:d>
                       <m:dPr>
                         <m:begChr m:val="|"/>
@@ -4784,6 +4775,9 @@
                       </m:e>
                     </m:d>
                     <m:r>
+                      <m:t>​</m:t>
+                    </m:r>
+                    <m:r>
                       <m:rPr>
                         <m:sty m:val="p"/>
                       </m:rPr>
@@ -4794,6 +4788,9 @@
                     </m:r>
                   </m:e>
                 </m:d>
+                <m:r>
+                  <m:t>​</m:t>
+                </m:r>
                 <m:r>
                   <m:rPr>
                     <m:sty m:val="p"/>
@@ -4911,7 +4908,6 @@
                 <m:e>
                   <m:r>
                     <m:rPr>
-                      <m:nor/>
                       <m:sty m:val="p"/>
                     </m:rPr>
                     <m:t>E</m:t>
@@ -4923,6 +4919,9 @@
                   </m:r>
                 </m:sub>
               </m:sSub>
+              <m:r>
+                <m:t>​</m:t>
+              </m:r>
               <m:d>
                 <m:dPr>
                   <m:begChr m:val="["/>
@@ -4953,6 +4952,9 @@
                 </m:e>
               </m:d>
               <m:r>
+                <m:t>​</m:t>
+              </m:r>
+              <m:r>
                 <m:rPr>
                   <m:sty m:val="p"/>
                 </m:rPr>
@@ -5035,7 +5037,6 @@
                 <m:e>
                   <m:r>
                     <m:rPr>
-                      <m:nor/>
                       <m:sty m:val="p"/>
                     </m:rPr>
                     <m:t>E</m:t>
@@ -5047,6 +5048,9 @@
                   </m:r>
                 </m:sub>
               </m:sSub>
+              <m:r>
+                <m:t>​</m:t>
+              </m:r>
               <m:d>
                 <m:dPr>
                   <m:begChr m:val="["/>
@@ -5077,6 +5081,9 @@
                 </m:e>
               </m:d>
               <m:r>
+                <m:t>​</m:t>
+              </m:r>
+              <m:r>
                 <m:rPr>
                   <m:sty m:val="p"/>
                 </m:rPr>
@@ -5363,6 +5370,9 @@
                     </m:r>
                   </m:lim>
                 </m:limLow>
+                <m:r>
+                  <m:t>​</m:t>
+                </m:r>
                 <m:d>
                   <m:dPr>
                     <m:begChr m:val="|"/>
@@ -5386,6 +5396,9 @@
                         </m:r>
                       </m:lim>
                     </m:limLow>
+                    <m:r>
+                      <m:t>​</m:t>
+                    </m:r>
                     <m:d>
                       <m:dPr>
                         <m:begChr m:val="["/>
@@ -5415,6 +5428,9 @@
                             </m:r>
                           </m:sup>
                         </m:sSup>
+                        <m:r>
+                          <m:t>​</m:t>
+                        </m:r>
                         <m:d>
                           <m:dPr>
                             <m:begChr m:val="("/>
@@ -5469,6 +5485,9 @@
                           </m:e>
                         </m:d>
                         <m:r>
+                          <m:t>​</m:t>
+                        </m:r>
+                        <m:r>
                           <m:rPr>
                             <m:sty m:val="p"/>
                           </m:rPr>
@@ -5513,6 +5532,9 @@
                       </m:e>
                     </m:d>
                     <m:r>
+                      <m:t>​</m:t>
+                    </m:r>
+                    <m:r>
                       <m:rPr>
                         <m:sty m:val="p"/>
                       </m:rPr>
@@ -5541,6 +5563,9 @@
                     </m:r>
                   </m:e>
                 </m:d>
+                <m:r>
+                  <m:t>​</m:t>
+                </m:r>
                 <m:r>
                   <m:rPr>
                     <m:sty m:val="p"/>
@@ -6818,60 +6843,57 @@
         <w:t xml:space="preserve"> </w:t>
       </w:r>
       <m:oMath>
-        <m:acc>
-          <m:accPr>
-            <m:chr m:val="̂"/>
-          </m:accPr>
+        <m:r>
+          <m:rPr>
+            <m:sty m:val="p"/>
+          </m:rPr>
+          <m:t/>
+        </m:r>
+        <m:r>
+          <m:t>​</m:t>
+        </m:r>
+        <m:d>
+          <m:dPr>
+            <m:begChr m:val="["/>
+            <m:sepChr m:val=""/>
+            <m:endChr m:val="]"/>
+            <m:grow/>
+          </m:dPr>
           <m:e>
+            <m:r>
+              <m:t>Y</m:t>
+            </m:r>
             <m:r>
               <m:rPr>
                 <m:sty m:val="p"/>
               </m:rPr>
-              <m:t>Pr</m:t>
+              <m:t>=</m:t>
+            </m:r>
+            <m:r>
+              <m:t>1</m:t>
+            </m:r>
+            <m:r>
+              <m:rPr>
+                <m:sty m:val="p"/>
+              </m:rPr>
+              <m:t>∣</m:t>
+            </m:r>
+            <m:r>
+              <m:t>A</m:t>
+            </m:r>
+            <m:r>
+              <m:rPr>
+                <m:sty m:val="p"/>
+              </m:rPr>
+              <m:t>=</m:t>
+            </m:r>
+            <m:r>
+              <m:t>a</m:t>
             </m:r>
           </m:e>
-        </m:acc>
+        </m:d>
         <m:r>
-          <m:rPr>
-            <m:sty m:val="p"/>
-          </m:rPr>
-          <m:t>[</m:t>
-        </m:r>
-        <m:r>
-          <m:t>Y</m:t>
-        </m:r>
-        <m:r>
-          <m:rPr>
-            <m:sty m:val="p"/>
-          </m:rPr>
-          <m:t>=</m:t>
-        </m:r>
-        <m:r>
-          <m:t>1</m:t>
-        </m:r>
-        <m:r>
-          <m:rPr>
-            <m:sty m:val="p"/>
-          </m:rPr>
-          <m:t>∣</m:t>
-        </m:r>
-        <m:r>
-          <m:t>A</m:t>
-        </m:r>
-        <m:r>
-          <m:rPr>
-            <m:sty m:val="p"/>
-          </m:rPr>
-          <m:t>=</m:t>
-        </m:r>
-        <m:r>
-          <m:t>a</m:t>
-        </m:r>
-        <m:r>
-          <m:rPr>
-            <m:sty m:val="p"/>
-          </m:rPr>
-          <m:t>]</m:t>
+          <m:t>​</m:t>
         </m:r>
       </m:oMath>
       <w:r>
@@ -7186,111 +7208,57 @@
               <w:t xml:space="preserve"> </w:t>
             </w:r>
             <m:oMath>
-              <m:acc>
-                <m:accPr>
-                  <m:chr m:val="̂"/>
-                </m:accPr>
+              <m:r>
+                <m:rPr>
+                  <m:sty m:val="p"/>
+                </m:rPr>
+                <m:t/>
+              </m:r>
+              <m:r>
+                <m:t>​</m:t>
+              </m:r>
+              <m:d>
+                <m:dPr>
+                  <m:begChr m:val="["/>
+                  <m:sepChr m:val=""/>
+                  <m:endChr m:val="]"/>
+                  <m:grow/>
+                </m:dPr>
                 <m:e>
+                  <m:r>
+                    <m:t>Y</m:t>
+                  </m:r>
                   <m:r>
                     <m:rPr>
                       <m:sty m:val="p"/>
                     </m:rPr>
-                    <m:t>Pr</m:t>
-                  </m:r>
-                </m:e>
-              </m:acc>
-              <m:r>
-                <m:rPr>
-                  <m:sty m:val="p"/>
-                </m:rPr>
-                <m:t>[</m:t>
-              </m:r>
-              <m:r>
-                <m:t>Y</m:t>
-              </m:r>
-              <m:r>
-                <m:rPr>
-                  <m:sty m:val="p"/>
-                </m:rPr>
-                <m:t>=</m:t>
-              </m:r>
-              <m:r>
-                <m:t>1</m:t>
-              </m:r>
-              <m:r>
-                <m:rPr>
-                  <m:sty m:val="p"/>
-                </m:rPr>
-                <m:t>∣</m:t>
-              </m:r>
-              <m:r>
-                <m:t>A</m:t>
-              </m:r>
-              <m:r>
-                <m:rPr>
-                  <m:sty m:val="p"/>
-                </m:rPr>
-                <m:t>=</m:t>
-              </m:r>
-              <m:r>
-                <m:t>1</m:t>
-              </m:r>
-              <m:r>
-                <m:rPr>
-                  <m:sty m:val="p"/>
-                </m:rPr>
-                <m:t>]</m:t>
-              </m:r>
-              <m:r>
-                <m:rPr>
-                  <m:sty m:val="p"/>
-                </m:rPr>
-                <m:t>=</m:t>
-              </m:r>
-              <m:r>
-                <m:t>7</m:t>
-              </m:r>
-              <m:r>
-                <m:rPr>
-                  <m:sty m:val="p"/>
-                </m:rPr>
-                <m:t>/</m:t>
-              </m:r>
-              <m:r>
-                <m:t>13</m:t>
-              </m:r>
-            </m:oMath>
-            <w:r>
-              <w:t xml:space="preserve"> </w:t>
-            </w:r>
-            <w:r>
-              <w:t xml:space="preserve">and</w:t>
-            </w:r>
-            <w:r>
-              <w:t xml:space="preserve"> </w:t>
-            </w:r>
-            <m:oMath>
-              <m:acc>
-                <m:accPr>
-                  <m:chr m:val="̂"/>
-                </m:accPr>
-                <m:e>
+                    <m:t>=</m:t>
+                  </m:r>
+                  <m:r>
+                    <m:t>1</m:t>
+                  </m:r>
                   <m:r>
                     <m:rPr>
                       <m:sty m:val="p"/>
                     </m:rPr>
-                    <m:t>Pr</m:t>
+                    <m:t>∣</m:t>
+                  </m:r>
+                  <m:r>
+                    <m:t>A</m:t>
+                  </m:r>
+                  <m:r>
+                    <m:rPr>
+                      <m:sty m:val="p"/>
+                    </m:rPr>
+                    <m:t>=</m:t>
+                  </m:r>
+                  <m:r>
+                    <m:t>1</m:t>
                   </m:r>
                 </m:e>
-              </m:acc>
-              <m:r>
-                <m:rPr>
-                  <m:sty m:val="p"/>
-                </m:rPr>
-                <m:t>[</m:t>
-              </m:r>
-              <m:r>
-                <m:t>Y</m:t>
+              </m:d>
+              <m:r>
+                <m:t>​</m:t>
               </m:r>
               <m:r>
                 <m:rPr>
@@ -7299,31 +7267,79 @@
                 <m:t>=</m:t>
               </m:r>
               <m:r>
-                <m:t>1</m:t>
-              </m:r>
-              <m:r>
-                <m:rPr>
-                  <m:sty m:val="p"/>
-                </m:rPr>
-                <m:t>∣</m:t>
-              </m:r>
-              <m:r>
-                <m:t>A</m:t>
-              </m:r>
-              <m:r>
-                <m:rPr>
-                  <m:sty m:val="p"/>
-                </m:rPr>
-                <m:t>=</m:t>
-              </m:r>
-              <m:r>
-                <m:t>0</m:t>
-              </m:r>
-              <m:r>
-                <m:rPr>
-                  <m:sty m:val="p"/>
-                </m:rPr>
-                <m:t>]</m:t>
+                <m:t>7</m:t>
+              </m:r>
+              <m:r>
+                <m:rPr>
+                  <m:sty m:val="p"/>
+                </m:rPr>
+                <m:t>/</m:t>
+              </m:r>
+              <m:r>
+                <m:t>13</m:t>
+              </m:r>
+            </m:oMath>
+            <w:r>
+              <w:t xml:space="preserve"> </w:t>
+            </w:r>
+            <w:r>
+              <w:t xml:space="preserve">and</w:t>
+            </w:r>
+            <w:r>
+              <w:t xml:space="preserve"> </w:t>
+            </w:r>
+            <m:oMath>
+              <m:r>
+                <m:rPr>
+                  <m:sty m:val="p"/>
+                </m:rPr>
+                <m:t/>
+              </m:r>
+              <m:r>
+                <m:t>​</m:t>
+              </m:r>
+              <m:d>
+                <m:dPr>
+                  <m:begChr m:val="["/>
+                  <m:sepChr m:val=""/>
+                  <m:endChr m:val="]"/>
+                  <m:grow/>
+                </m:dPr>
+                <m:e>
+                  <m:r>
+                    <m:t>Y</m:t>
+                  </m:r>
+                  <m:r>
+                    <m:rPr>
+                      <m:sty m:val="p"/>
+                    </m:rPr>
+                    <m:t>=</m:t>
+                  </m:r>
+                  <m:r>
+                    <m:t>1</m:t>
+                  </m:r>
+                  <m:r>
+                    <m:rPr>
+                      <m:sty m:val="p"/>
+                    </m:rPr>
+                    <m:t>∣</m:t>
+                  </m:r>
+                  <m:r>
+                    <m:t>A</m:t>
+                  </m:r>
+                  <m:r>
+                    <m:rPr>
+                      <m:sty m:val="p"/>
+                    </m:rPr>
+                    <m:t>=</m:t>
+                  </m:r>
+                  <m:r>
+                    <m:t>0</m:t>
+                  </m:r>
+                </m:e>
+              </m:d>
+              <m:r>
+                <m:t>​</m:t>
               </m:r>
               <m:r>
                 <m:rPr>
@@ -9990,6 +10006,9 @@
                         <m:sty m:val="p"/>
                       </m:rPr>
                       <m:t>−</m:t>
+                    </m:r>
+                    <m:r>
+                      <m:t>​</m:t>
                     </m:r>
                     <m:d>
                       <m:dPr>
@@ -10098,6 +10117,9 @@
                         </m:sSup>
                       </m:e>
                     </m:d>
+                    <m:r>
+                      <m:t>​</m:t>
+                    </m:r>
                   </m:e>
                   <m:e>
                     <m:r>
@@ -14181,20 +14203,15 @@
                     </m:r>
                   </m:e>
                   <m:e>
-                    <m:acc>
-                      <m:accPr>
-                        <m:chr m:val="̂"/>
-                      </m:accPr>
-                      <m:e>
-                        <m:r>
-                          <m:rPr>
-                            <m:nor/>
-                            <m:sty m:val="p"/>
-                          </m:rPr>
-                          <m:t>Var</m:t>
-                        </m:r>
-                      </m:e>
-                    </m:acc>
+                    <m:r>
+                      <m:rPr>
+                        <m:sty m:val="p"/>
+                      </m:rPr>
+                      <m:t/>
+                    </m:r>
+                    <m:r>
+                      <m:t>​</m:t>
+                    </m:r>
                     <m:d>
                       <m:dPr>
                         <m:begChr m:val="("/>
@@ -14219,6 +14236,9 @@
                         </m:acc>
                       </m:e>
                     </m:d>
+                    <m:r>
+                      <m:t>​</m:t>
+                    </m:r>
                     <m:r>
                       <m:t>&amp;</m:t>
                     </m:r>
@@ -17186,7 +17206,6 @@
                   <m:e>
                     <m:r>
                       <m:rPr>
-                        <m:nor/>
                         <m:sty m:val="p"/>
                       </m:rPr>
                       <m:t>RD</m:t>
@@ -17228,174 +17247,180 @@
                     </m:r>
                   </m:sup>
                   <m:e>
-                    <m:d>
-                      <m:dPr>
-                        <m:begChr m:val="["/>
-                        <m:sepChr m:val=""/>
-                        <m:endChr m:val="]"/>
-                        <m:grow/>
-                      </m:dPr>
-                      <m:e>
-                        <m:r>
-                          <m:rPr>
-                            <m:sty m:val="p"/>
-                          </m:rPr>
-                          <m:t>Pr</m:t>
-                        </m:r>
-                        <m:r>
-                          <m:rPr>
-                            <m:sty m:val="p"/>
-                          </m:rPr>
-                          <m:t>[</m:t>
-                        </m:r>
-                        <m:r>
-                          <m:t>Y</m:t>
-                        </m:r>
-                        <m:r>
-                          <m:rPr>
-                            <m:sty m:val="p"/>
-                          </m:rPr>
-                          <m:t>=</m:t>
-                        </m:r>
-                        <m:r>
-                          <m:t>1</m:t>
-                        </m:r>
-                        <m:r>
-                          <m:rPr>
-                            <m:sty m:val="p"/>
-                          </m:rPr>
-                          <m:t>∣</m:t>
-                        </m:r>
-                        <m:r>
-                          <m:t>L</m:t>
-                        </m:r>
-                        <m:r>
-                          <m:rPr>
-                            <m:sty m:val="p"/>
-                          </m:rPr>
-                          <m:t>=</m:t>
-                        </m:r>
-                        <m:r>
-                          <m:t>l</m:t>
-                        </m:r>
-                        <m:r>
-                          <m:rPr>
-                            <m:sty m:val="p"/>
-                          </m:rPr>
-                          <m:t>,</m:t>
-                        </m:r>
-                        <m:r>
-                          <m:t>A</m:t>
-                        </m:r>
-                        <m:r>
-                          <m:rPr>
-                            <m:sty m:val="p"/>
-                          </m:rPr>
-                          <m:t>=</m:t>
-                        </m:r>
-                        <m:r>
-                          <m:t>1</m:t>
-                        </m:r>
-                        <m:r>
-                          <m:rPr>
-                            <m:sty m:val="p"/>
-                          </m:rPr>
-                          <m:t>;</m:t>
-                        </m:r>
-                        <m:r>
-                          <m:t>υ</m:t>
-                        </m:r>
-                        <m:r>
-                          <m:rPr>
-                            <m:sty m:val="p"/>
-                          </m:rPr>
-                          <m:t>]</m:t>
-                        </m:r>
-                        <m:r>
-                          <m:rPr>
-                            <m:sty m:val="p"/>
-                          </m:rPr>
-                          <m:t>−</m:t>
-                        </m:r>
-                        <m:r>
-                          <m:rPr>
-                            <m:sty m:val="p"/>
-                          </m:rPr>
-                          <m:t>Pr</m:t>
-                        </m:r>
-                        <m:r>
-                          <m:rPr>
-                            <m:sty m:val="p"/>
-                          </m:rPr>
-                          <m:t>[</m:t>
-                        </m:r>
-                        <m:r>
-                          <m:t>Y</m:t>
-                        </m:r>
-                        <m:r>
-                          <m:rPr>
-                            <m:sty m:val="p"/>
-                          </m:rPr>
-                          <m:t>=</m:t>
-                        </m:r>
-                        <m:r>
-                          <m:t>1</m:t>
-                        </m:r>
-                        <m:r>
-                          <m:rPr>
-                            <m:sty m:val="p"/>
-                          </m:rPr>
-                          <m:t>∣</m:t>
-                        </m:r>
-                        <m:r>
-                          <m:t>L</m:t>
-                        </m:r>
-                        <m:r>
-                          <m:rPr>
-                            <m:sty m:val="p"/>
-                          </m:rPr>
-                          <m:t>=</m:t>
-                        </m:r>
-                        <m:r>
-                          <m:t>l</m:t>
-                        </m:r>
-                        <m:r>
-                          <m:rPr>
-                            <m:sty m:val="p"/>
-                          </m:rPr>
-                          <m:t>,</m:t>
-                        </m:r>
-                        <m:r>
-                          <m:t>A</m:t>
-                        </m:r>
-                        <m:r>
-                          <m:rPr>
-                            <m:sty m:val="p"/>
-                          </m:rPr>
-                          <m:t>=</m:t>
-                        </m:r>
-                        <m:r>
-                          <m:t>0</m:t>
-                        </m:r>
-                        <m:r>
-                          <m:rPr>
-                            <m:sty m:val="p"/>
-                          </m:rPr>
-                          <m:t>;</m:t>
-                        </m:r>
-                        <m:r>
-                          <m:t>υ</m:t>
-                        </m:r>
-                        <m:r>
-                          <m:rPr>
-                            <m:sty m:val="p"/>
-                          </m:rPr>
-                          <m:t>]</m:t>
-                        </m:r>
-                      </m:e>
-                    </m:d>
+                    <m:r>
+                      <m:t>​</m:t>
+                    </m:r>
                   </m:e>
                 </m:nary>
+                <m:d>
+                  <m:dPr>
+                    <m:begChr m:val="["/>
+                    <m:sepChr m:val=""/>
+                    <m:endChr m:val="]"/>
+                    <m:grow/>
+                  </m:dPr>
+                  <m:e>
+                    <m:r>
+                      <m:rPr>
+                        <m:sty m:val="p"/>
+                      </m:rPr>
+                      <m:t>Pr</m:t>
+                    </m:r>
+                    <m:r>
+                      <m:rPr>
+                        <m:sty m:val="p"/>
+                      </m:rPr>
+                      <m:t>[</m:t>
+                    </m:r>
+                    <m:r>
+                      <m:t>Y</m:t>
+                    </m:r>
+                    <m:r>
+                      <m:rPr>
+                        <m:sty m:val="p"/>
+                      </m:rPr>
+                      <m:t>=</m:t>
+                    </m:r>
+                    <m:r>
+                      <m:t>1</m:t>
+                    </m:r>
+                    <m:r>
+                      <m:rPr>
+                        <m:sty m:val="p"/>
+                      </m:rPr>
+                      <m:t>∣</m:t>
+                    </m:r>
+                    <m:r>
+                      <m:t>L</m:t>
+                    </m:r>
+                    <m:r>
+                      <m:rPr>
+                        <m:sty m:val="p"/>
+                      </m:rPr>
+                      <m:t>=</m:t>
+                    </m:r>
+                    <m:r>
+                      <m:t>l</m:t>
+                    </m:r>
+                    <m:r>
+                      <m:rPr>
+                        <m:sty m:val="p"/>
+                      </m:rPr>
+                      <m:t>,</m:t>
+                    </m:r>
+                    <m:r>
+                      <m:t>A</m:t>
+                    </m:r>
+                    <m:r>
+                      <m:rPr>
+                        <m:sty m:val="p"/>
+                      </m:rPr>
+                      <m:t>=</m:t>
+                    </m:r>
+                    <m:r>
+                      <m:t>1</m:t>
+                    </m:r>
+                    <m:r>
+                      <m:rPr>
+                        <m:sty m:val="p"/>
+                      </m:rPr>
+                      <m:t>;</m:t>
+                    </m:r>
+                    <m:r>
+                      <m:t>υ</m:t>
+                    </m:r>
+                    <m:r>
+                      <m:rPr>
+                        <m:sty m:val="p"/>
+                      </m:rPr>
+                      <m:t>]</m:t>
+                    </m:r>
+                    <m:r>
+                      <m:rPr>
+                        <m:sty m:val="p"/>
+                      </m:rPr>
+                      <m:t>−</m:t>
+                    </m:r>
+                    <m:r>
+                      <m:rPr>
+                        <m:sty m:val="p"/>
+                      </m:rPr>
+                      <m:t>Pr</m:t>
+                    </m:r>
+                    <m:r>
+                      <m:rPr>
+                        <m:sty m:val="p"/>
+                      </m:rPr>
+                      <m:t>[</m:t>
+                    </m:r>
+                    <m:r>
+                      <m:t>Y</m:t>
+                    </m:r>
+                    <m:r>
+                      <m:rPr>
+                        <m:sty m:val="p"/>
+                      </m:rPr>
+                      <m:t>=</m:t>
+                    </m:r>
+                    <m:r>
+                      <m:t>1</m:t>
+                    </m:r>
+                    <m:r>
+                      <m:rPr>
+                        <m:sty m:val="p"/>
+                      </m:rPr>
+                      <m:t>∣</m:t>
+                    </m:r>
+                    <m:r>
+                      <m:t>L</m:t>
+                    </m:r>
+                    <m:r>
+                      <m:rPr>
+                        <m:sty m:val="p"/>
+                      </m:rPr>
+                      <m:t>=</m:t>
+                    </m:r>
+                    <m:r>
+                      <m:t>l</m:t>
+                    </m:r>
+                    <m:r>
+                      <m:rPr>
+                        <m:sty m:val="p"/>
+                      </m:rPr>
+                      <m:t>,</m:t>
+                    </m:r>
+                    <m:r>
+                      <m:t>A</m:t>
+                    </m:r>
+                    <m:r>
+                      <m:rPr>
+                        <m:sty m:val="p"/>
+                      </m:rPr>
+                      <m:t>=</m:t>
+                    </m:r>
+                    <m:r>
+                      <m:t>0</m:t>
+                    </m:r>
+                    <m:r>
+                      <m:rPr>
+                        <m:sty m:val="p"/>
+                      </m:rPr>
+                      <m:t>;</m:t>
+                    </m:r>
+                    <m:r>
+                      <m:t>υ</m:t>
+                    </m:r>
+                    <m:r>
+                      <m:rPr>
+                        <m:sty m:val="p"/>
+                      </m:rPr>
+                      <m:t>]</m:t>
+                    </m:r>
+                  </m:e>
+                </m:d>
+                <m:r>
+                  <m:t>​</m:t>
+                </m:r>
                 <m:r>
                   <m:t>f</m:t>
                 </m:r>
@@ -17581,7 +17606,6 @@
                 <m:e>
                   <m:r>
                     <m:rPr>
-                      <m:nor/>
                       <m:sty m:val="p"/>
                     </m:rPr>
                     <m:t>RD</m:t>
@@ -17620,7 +17644,6 @@
                 <m:e>
                   <m:r>
                     <m:rPr>
-                      <m:nor/>
                       <m:sty m:val="p"/>
                     </m:rPr>
                     <m:t>RD</m:t>
@@ -17746,7 +17769,6 @@
                     <m:e>
                       <m:r>
                         <m:rPr>
-                          <m:nor/>
                           <m:sty m:val="p"/>
                         </m:rPr>
                         <m:t>OR</m:t>
@@ -17773,7 +17795,6 @@
                 <m:e>
                   <m:r>
                     <m:rPr>
-                      <m:nor/>
                       <m:sty m:val="p"/>
                     </m:rPr>
                     <m:t>OR</m:t>
@@ -17856,20 +17877,15 @@
                 </m:rPr>
                 <m:t>/</m:t>
               </m:r>
-              <m:acc>
-                <m:accPr>
-                  <m:chr m:val="̂"/>
-                </m:accPr>
-                <m:e>
-                  <m:r>
-                    <m:rPr>
-                      <m:nor/>
-                      <m:sty m:val="p"/>
-                    </m:rPr>
-                    <m:t>se</m:t>
-                  </m:r>
-                </m:e>
-              </m:acc>
+              <m:r>
+                <m:rPr>
+                  <m:sty m:val="p"/>
+                </m:rPr>
+                <m:t/>
+              </m:r>
+              <m:r>
+                <m:t>​</m:t>
+              </m:r>
               <m:d>
                 <m:dPr>
                   <m:begChr m:val="("/>
@@ -17890,6 +17906,9 @@
                   </m:acc>
                 </m:e>
               </m:d>
+              <m:r>
+                <m:t>​</m:t>
+              </m:r>
             </m:oMath>
             <w:r>
               <w:t xml:space="preserve">, which is approximately standard normal in large samples.</w:t>
@@ -17908,7 +17927,6 @@
                 <m:e>
                   <m:r>
                     <m:rPr>
-                      <m:nor/>
                       <m:sty m:val="p"/>
                     </m:rPr>
                     <m:t>OR</m:t>
@@ -17938,7 +17956,6 @@
                 <m:e>
                   <m:r>
                     <m:rPr>
-                      <m:nor/>
                       <m:sty m:val="p"/>
                     </m:rPr>
                     <m:t>OR</m:t>
@@ -18070,7 +18087,6 @@
                 <m:e>
                   <m:r>
                     <m:rPr>
-                      <m:nor/>
                       <m:sty m:val="p"/>
                     </m:rPr>
                     <m:t>RD</m:t>
@@ -18287,7 +18303,6 @@
                     <m:e>
                       <m:r>
                         <m:rPr>
-                          <m:nor/>
                           <m:sty m:val="p"/>
                         </m:rPr>
                         <m:t>RD</m:t>
@@ -18322,7 +18337,6 @@
                 <m:e>
                   <m:r>
                     <m:rPr>
-                      <m:nor/>
                       <m:sty m:val="p"/>
                     </m:rPr>
                     <m:t>RD</m:t>
@@ -18366,7 +18380,6 @@
                     <m:e>
                       <m:r>
                         <m:rPr>
-                          <m:nor/>
                           <m:sty m:val="p"/>
                         </m:rPr>
                         <m:t>RD</m:t>
@@ -18389,121 +18402,115 @@
                 </m:rPr>
                 <m:t>=</m:t>
               </m:r>
-              <m:acc>
-                <m:accPr>
-                  <m:chr m:val="̂"/>
-                </m:accPr>
+              <m:r>
+                <m:rPr>
+                  <m:sty m:val="p"/>
+                </m:rPr>
+                <m:t/>
+              </m:r>
+              <m:r>
+                <m:t>​</m:t>
+              </m:r>
+              <m:d>
+                <m:dPr>
+                  <m:begChr m:val="["/>
+                  <m:sepChr m:val=""/>
+                  <m:endChr m:val="]"/>
+                  <m:grow/>
+                </m:dPr>
                 <m:e>
+                  <m:r>
+                    <m:t>Y</m:t>
+                  </m:r>
                   <m:r>
                     <m:rPr>
                       <m:sty m:val="p"/>
                     </m:rPr>
-                    <m:t>Pr</m:t>
-                  </m:r>
-                </m:e>
-              </m:acc>
-              <m:r>
-                <m:rPr>
-                  <m:sty m:val="p"/>
-                </m:rPr>
-                <m:t>[</m:t>
-              </m:r>
-              <m:r>
-                <m:t>Y</m:t>
-              </m:r>
-              <m:r>
-                <m:rPr>
-                  <m:sty m:val="p"/>
-                </m:rPr>
-                <m:t>=</m:t>
-              </m:r>
-              <m:r>
-                <m:t>1</m:t>
-              </m:r>
-              <m:r>
-                <m:rPr>
-                  <m:sty m:val="p"/>
-                </m:rPr>
-                <m:t>∣</m:t>
-              </m:r>
-              <m:r>
-                <m:t>A</m:t>
-              </m:r>
-              <m:r>
-                <m:rPr>
-                  <m:sty m:val="p"/>
-                </m:rPr>
-                <m:t>=</m:t>
-              </m:r>
-              <m:r>
-                <m:t>1</m:t>
-              </m:r>
-              <m:r>
-                <m:rPr>
-                  <m:sty m:val="p"/>
-                </m:rPr>
-                <m:t>]</m:t>
-              </m:r>
-              <m:r>
-                <m:rPr>
-                  <m:sty m:val="p"/>
-                </m:rPr>
-                <m:t>−</m:t>
-              </m:r>
-              <m:acc>
-                <m:accPr>
-                  <m:chr m:val="̂"/>
-                </m:accPr>
-                <m:e>
+                    <m:t>=</m:t>
+                  </m:r>
+                  <m:r>
+                    <m:t>1</m:t>
+                  </m:r>
                   <m:r>
                     <m:rPr>
                       <m:sty m:val="p"/>
                     </m:rPr>
-                    <m:t>Pr</m:t>
+                    <m:t>∣</m:t>
+                  </m:r>
+                  <m:r>
+                    <m:t>A</m:t>
+                  </m:r>
+                  <m:r>
+                    <m:rPr>
+                      <m:sty m:val="p"/>
+                    </m:rPr>
+                    <m:t>=</m:t>
+                  </m:r>
+                  <m:r>
+                    <m:t>1</m:t>
                   </m:r>
                 </m:e>
-              </m:acc>
-              <m:r>
-                <m:rPr>
-                  <m:sty m:val="p"/>
-                </m:rPr>
-                <m:t>[</m:t>
-              </m:r>
-              <m:r>
-                <m:t>Y</m:t>
-              </m:r>
-              <m:r>
-                <m:rPr>
-                  <m:sty m:val="p"/>
-                </m:rPr>
-                <m:t>=</m:t>
-              </m:r>
-              <m:r>
-                <m:t>1</m:t>
-              </m:r>
-              <m:r>
-                <m:rPr>
-                  <m:sty m:val="p"/>
-                </m:rPr>
-                <m:t>∣</m:t>
-              </m:r>
-              <m:r>
-                <m:t>A</m:t>
-              </m:r>
-              <m:r>
-                <m:rPr>
-                  <m:sty m:val="p"/>
-                </m:rPr>
-                <m:t>=</m:t>
-              </m:r>
-              <m:r>
-                <m:t>0</m:t>
-              </m:r>
-              <m:r>
-                <m:rPr>
-                  <m:sty m:val="p"/>
-                </m:rPr>
-                <m:t>]</m:t>
+              </m:d>
+              <m:r>
+                <m:t>​</m:t>
+              </m:r>
+              <m:r>
+                <m:rPr>
+                  <m:sty m:val="p"/>
+                </m:rPr>
+                <m:t>−</m:t>
+              </m:r>
+              <m:r>
+                <m:rPr>
+                  <m:sty m:val="p"/>
+                </m:rPr>
+                <m:t/>
+              </m:r>
+              <m:r>
+                <m:t>​</m:t>
+              </m:r>
+              <m:d>
+                <m:dPr>
+                  <m:begChr m:val="["/>
+                  <m:sepChr m:val=""/>
+                  <m:endChr m:val="]"/>
+                  <m:grow/>
+                </m:dPr>
+                <m:e>
+                  <m:r>
+                    <m:t>Y</m:t>
+                  </m:r>
+                  <m:r>
+                    <m:rPr>
+                      <m:sty m:val="p"/>
+                    </m:rPr>
+                    <m:t>=</m:t>
+                  </m:r>
+                  <m:r>
+                    <m:t>1</m:t>
+                  </m:r>
+                  <m:r>
+                    <m:rPr>
+                      <m:sty m:val="p"/>
+                    </m:rPr>
+                    <m:t>∣</m:t>
+                  </m:r>
+                  <m:r>
+                    <m:t>A</m:t>
+                  </m:r>
+                  <m:r>
+                    <m:rPr>
+                      <m:sty m:val="p"/>
+                    </m:rPr>
+                    <m:t>=</m:t>
+                  </m:r>
+                  <m:r>
+                    <m:t>0</m:t>
+                  </m:r>
+                </m:e>
+              </m:d>
+              <m:r>
+                <m:t>​</m:t>
               </m:r>
             </m:oMath>
             <w:r>
@@ -18523,7 +18530,6 @@
                 <m:e>
                   <m:r>
                     <m:rPr>
-                      <m:nor/>
                       <m:sty m:val="p"/>
                     </m:rPr>
                     <m:t>RD</m:t>
@@ -18578,7 +18584,6 @@
                     <m:e>
                       <m:r>
                         <m:rPr>
-                          <m:nor/>
                           <m:sty m:val="p"/>
                         </m:rPr>
                         <m:t>RD</m:t>
@@ -18638,132 +18643,141 @@
             <m:oMath>
               <m:r>
                 <m:rPr>
-                  <m:nor/>
                   <m:sty m:val="p"/>
                 </m:rPr>
                 <m:t>aVar</m:t>
               </m:r>
               <m:r>
-                <m:rPr>
-                  <m:sty m:val="p"/>
-                </m:rPr>
-                <m:t>(</m:t>
-              </m:r>
-              <m:sSub>
+                <m:t>​</m:t>
+              </m:r>
+              <m:d>
+                <m:dPr>
+                  <m:begChr m:val="("/>
+                  <m:sepChr m:val=""/>
+                  <m:endChr m:val=")"/>
+                  <m:grow/>
+                </m:dPr>
                 <m:e>
-                  <m:acc>
-                    <m:accPr>
-                      <m:chr m:val="̂"/>
-                    </m:accPr>
+                  <m:sSub>
                     <m:e>
+                      <m:acc>
+                        <m:accPr>
+                          <m:chr m:val="̂"/>
+                        </m:accPr>
+                        <m:e>
+                          <m:r>
+                            <m:rPr>
+                              <m:sty m:val="p"/>
+                            </m:rPr>
+                            <m:t>RD</m:t>
+                          </m:r>
+                        </m:e>
+                      </m:acc>
+                    </m:e>
+                    <m:sub>
                       <m:r>
-                        <m:rPr>
-                          <m:nor/>
-                          <m:sty m:val="p"/>
-                        </m:rPr>
-                        <m:t>RD</m:t>
+                        <m:t>M</m:t>
                       </m:r>
+                      <m:r>
+                        <m:t>L</m:t>
+                      </m:r>
+                      <m:r>
+                        <m:t>E</m:t>
+                      </m:r>
+                    </m:sub>
+                  </m:sSub>
+                </m:e>
+              </m:d>
+              <m:r>
+                <m:t>​</m:t>
+              </m:r>
+              <m:r>
+                <m:rPr>
+                  <m:sty m:val="p"/>
+                </m:rPr>
+                <m:t>=</m:t>
+              </m:r>
+              <m:r>
+                <m:rPr>
+                  <m:sty m:val="p"/>
+                </m:rPr>
+                <m:t>aVar</m:t>
+              </m:r>
+              <m:r>
+                <m:t>​</m:t>
+              </m:r>
+              <m:d>
+                <m:dPr>
+                  <m:begChr m:val="("/>
+                  <m:sepChr m:val=""/>
+                  <m:endChr m:val=")"/>
+                  <m:grow/>
+                </m:dPr>
+                <m:e>
+                  <m:sSub>
+                    <m:e>
+                      <m:acc>
+                        <m:accPr>
+                          <m:chr m:val="̂"/>
+                        </m:accPr>
+                        <m:e>
+                          <m:r>
+                            <m:rPr>
+                              <m:sty m:val="p"/>
+                            </m:rPr>
+                            <m:t>RD</m:t>
+                          </m:r>
+                        </m:e>
+                      </m:acc>
                     </m:e>
-                  </m:acc>
+                    <m:sub>
+                      <m:r>
+                        <m:t>U</m:t>
+                      </m:r>
+                      <m:r>
+                        <m:t>N</m:t>
+                      </m:r>
+                    </m:sub>
+                  </m:sSub>
                 </m:e>
-                <m:sub>
-                  <m:r>
-                    <m:t>M</m:t>
-                  </m:r>
-                  <m:r>
-                    <m:t>L</m:t>
-                  </m:r>
-                  <m:r>
-                    <m:t>E</m:t>
-                  </m:r>
-                </m:sub>
-              </m:sSub>
-              <m:r>
-                <m:rPr>
-                  <m:sty m:val="p"/>
-                </m:rPr>
-                <m:t>)</m:t>
-              </m:r>
-              <m:r>
-                <m:rPr>
-                  <m:sty m:val="p"/>
-                </m:rPr>
-                <m:t>=</m:t>
-              </m:r>
-              <m:r>
-                <m:rPr>
-                  <m:nor/>
-                  <m:sty m:val="p"/>
-                </m:rPr>
-                <m:t>aVar</m:t>
-              </m:r>
-              <m:r>
-                <m:rPr>
-                  <m:sty m:val="p"/>
-                </m:rPr>
-                <m:t>(</m:t>
-              </m:r>
-              <m:sSub>
+              </m:d>
+              <m:r>
+                <m:t>​</m:t>
+              </m:r>
+              <m:r>
+                <m:rPr>
+                  <m:sty m:val="p"/>
+                </m:rPr>
+                <m:t>−</m:t>
+              </m:r>
+              <m:r>
+                <m:t>​</m:t>
+              </m:r>
+              <m:d>
+                <m:dPr>
+                  <m:begChr m:val="["/>
+                  <m:sepChr m:val=""/>
+                  <m:endChr m:val="]"/>
+                  <m:grow/>
+                </m:dPr>
                 <m:e>
-                  <m:acc>
-                    <m:accPr>
-                      <m:chr m:val="̂"/>
-                    </m:accPr>
-                    <m:e>
-                      <m:r>
-                        <m:rPr>
-                          <m:nor/>
-                          <m:sty m:val="p"/>
-                        </m:rPr>
-                        <m:t>RD</m:t>
-                      </m:r>
-                    </m:e>
-                  </m:acc>
-                </m:e>
-                <m:sub>
-                  <m:r>
-                    <m:t>U</m:t>
-                  </m:r>
-                  <m:r>
-                    <m:t>N</m:t>
-                  </m:r>
-                </m:sub>
-              </m:sSub>
-              <m:r>
-                <m:rPr>
-                  <m:sty m:val="p"/>
-                </m:rPr>
-                <m:t>)</m:t>
-              </m:r>
-              <m:r>
-                <m:rPr>
-                  <m:sty m:val="p"/>
-                </m:rPr>
-                <m:t>−</m:t>
-              </m:r>
-              <m:sSup>
-                <m:e>
+                  <m:r>
+                    <m:rPr>
+                      <m:sty m:val="p"/>
+                    </m:rPr>
+                    <m:t>aCov</m:t>
+                  </m:r>
+                  <m:r>
+                    <m:t>​</m:t>
+                  </m:r>
                   <m:d>
                     <m:dPr>
-                      <m:begChr m:val="["/>
+                      <m:begChr m:val="("/>
                       <m:sepChr m:val=""/>
-                      <m:endChr m:val="]"/>
+                      <m:endChr m:val=")"/>
                       <m:grow/>
                     </m:dPr>
                     <m:e>
-                      <m:r>
-                        <m:rPr>
-                          <m:nor/>
-                          <m:sty m:val="p"/>
-                        </m:rPr>
-                        <m:t>aCov</m:t>
-                      </m:r>
-                      <m:r>
-                        <m:rPr>
-                          <m:sty m:val="p"/>
-                        </m:rPr>
-                        <m:t>(</m:t>
-                      </m:r>
                       <m:acc>
                         <m:accPr>
                           <m:chr m:val="̂"/>
@@ -18789,7 +18803,6 @@
                             <m:e>
                               <m:r>
                                 <m:rPr>
-                                  <m:nor/>
                                   <m:sty m:val="p"/>
                                 </m:rPr>
                                 <m:t>RD</m:t>
@@ -18806,14 +18819,18 @@
                           </m:r>
                         </m:sub>
                       </m:sSub>
-                      <m:r>
-                        <m:rPr>
-                          <m:sty m:val="p"/>
-                        </m:rPr>
-                        <m:t>)</m:t>
-                      </m:r>
                     </m:e>
                   </m:d>
+                  <m:r>
+                    <m:t>​</m:t>
+                  </m:r>
+                </m:e>
+              </m:d>
+              <m:sSup>
+                <m:e>
+                  <m:r>
+                    <m:t>​</m:t>
+                  </m:r>
                 </m:e>
                 <m:sup>
                   <m:r>
@@ -18850,7 +18867,6 @@
                     <m:e>
                       <m:r>
                         <m:rPr>
-                          <m:nor/>
                           <m:sty m:val="p"/>
                         </m:rPr>
                         <m:t>RD</m:t>
@@ -18901,34 +18917,20 @@
             <m:oMath>
               <m:r>
                 <m:rPr>
-                  <m:nor/>
                   <m:sty m:val="p"/>
                 </m:rPr>
                 <m:t>aCov</m:t>
               </m:r>
               <m:r>
-                <m:rPr>
-                  <m:sty m:val="p"/>
-                </m:rPr>
-                <m:t>(</m:t>
-              </m:r>
-              <m:acc>
-                <m:accPr>
-                  <m:chr m:val="̂"/>
-                </m:accPr>
-                <m:e>
-                  <m:r>
-                    <m:t>S</m:t>
-                  </m:r>
-                </m:e>
-              </m:acc>
-              <m:r>
-                <m:rPr>
-                  <m:sty m:val="p"/>
-                </m:rPr>
-                <m:t>,</m:t>
-              </m:r>
-              <m:sSub>
+                <m:t>​</m:t>
+              </m:r>
+              <m:d>
+                <m:dPr>
+                  <m:begChr m:val="("/>
+                  <m:sepChr m:val=""/>
+                  <m:endChr m:val=")"/>
+                  <m:grow/>
+                </m:dPr>
                 <m:e>
                   <m:acc>
                     <m:accPr>
@@ -18936,29 +18938,45 @@
                     </m:accPr>
                     <m:e>
                       <m:r>
-                        <m:rPr>
-                          <m:nor/>
-                          <m:sty m:val="p"/>
-                        </m:rPr>
-                        <m:t>RD</m:t>
+                        <m:t>S</m:t>
                       </m:r>
                     </m:e>
                   </m:acc>
+                  <m:r>
+                    <m:rPr>
+                      <m:sty m:val="p"/>
+                    </m:rPr>
+                    <m:t>,</m:t>
+                  </m:r>
+                  <m:sSub>
+                    <m:e>
+                      <m:acc>
+                        <m:accPr>
+                          <m:chr m:val="̂"/>
+                        </m:accPr>
+                        <m:e>
+                          <m:r>
+                            <m:rPr>
+                              <m:sty m:val="p"/>
+                            </m:rPr>
+                            <m:t>RD</m:t>
+                          </m:r>
+                        </m:e>
+                      </m:acc>
+                    </m:e>
+                    <m:sub>
+                      <m:r>
+                        <m:t>U</m:t>
+                      </m:r>
+                      <m:r>
+                        <m:t>N</m:t>
+                      </m:r>
+                    </m:sub>
+                  </m:sSub>
                 </m:e>
-                <m:sub>
-                  <m:r>
-                    <m:t>U</m:t>
-                  </m:r>
-                  <m:r>
-                    <m:t>N</m:t>
-                  </m:r>
-                </m:sub>
-              </m:sSub>
-              <m:r>
-                <m:rPr>
-                  <m:sty m:val="p"/>
-                </m:rPr>
-                <m:t>)</m:t>
+              </m:d>
+              <m:r>
+                <m:t>​</m:t>
               </m:r>
               <m:r>
                 <m:t> </m:t>
@@ -19001,7 +19019,6 @@
                     <m:e>
                       <m:r>
                         <m:rPr>
-                          <m:nor/>
                           <m:sty m:val="p"/>
                         </m:rPr>
                         <m:t>RD</m:t>
@@ -19047,64 +19064,20 @@
             <m:oMath>
               <m:r>
                 <m:rPr>
-                  <m:nor/>
                   <m:sty m:val="p"/>
                 </m:rPr>
                 <m:t>aCov</m:t>
               </m:r>
               <m:r>
-                <m:rPr>
-                  <m:sty m:val="p"/>
-                </m:rPr>
-                <m:t>≠</m:t>
-              </m:r>
-              <m:r>
-                <m:t>0</m:t>
-              </m:r>
-            </m:oMath>
-            <w:r>
-              <w:t xml:space="preserve">).</w:t>
-            </w:r>
-            <w:r>
-              <w:t xml:space="preserve"> </w:t>
-            </w:r>
-            <w:r>
-              <w:t xml:space="preserve">Moreover,</w:t>
-            </w:r>
-            <w:r>
-              <w:t xml:space="preserve"> </w:t>
-            </w:r>
-            <m:oMath>
-              <m:r>
-                <m:rPr>
-                  <m:nor/>
-                  <m:sty m:val="p"/>
-                </m:rPr>
-                <m:t>aCov</m:t>
-              </m:r>
-              <m:r>
-                <m:rPr>
-                  <m:sty m:val="p"/>
-                </m:rPr>
-                <m:t>(</m:t>
-              </m:r>
-              <m:acc>
-                <m:accPr>
-                  <m:chr m:val="̂"/>
-                </m:accPr>
-                <m:e>
-                  <m:r>
-                    <m:t>S</m:t>
-                  </m:r>
-                </m:e>
-              </m:acc>
-              <m:r>
-                <m:rPr>
-                  <m:sty m:val="p"/>
-                </m:rPr>
-                <m:t>,</m:t>
-              </m:r>
-              <m:sSub>
+                <m:t>​</m:t>
+              </m:r>
+              <m:d>
+                <m:dPr>
+                  <m:begChr m:val="("/>
+                  <m:sepChr m:val=""/>
+                  <m:endChr m:val=")"/>
+                  <m:grow/>
+                </m:dPr>
                 <m:e>
                   <m:acc>
                     <m:accPr>
@@ -19112,29 +19085,131 @@
                     </m:accPr>
                     <m:e>
                       <m:r>
-                        <m:rPr>
-                          <m:nor/>
-                          <m:sty m:val="p"/>
-                        </m:rPr>
-                        <m:t>RD</m:t>
+                        <m:t>S</m:t>
                       </m:r>
                     </m:e>
                   </m:acc>
+                  <m:r>
+                    <m:rPr>
+                      <m:sty m:val="p"/>
+                    </m:rPr>
+                    <m:t>,</m:t>
+                  </m:r>
+                  <m:sSub>
+                    <m:e>
+                      <m:acc>
+                        <m:accPr>
+                          <m:chr m:val="̂"/>
+                        </m:accPr>
+                        <m:e>
+                          <m:r>
+                            <m:rPr>
+                              <m:sty m:val="p"/>
+                            </m:rPr>
+                            <m:t>RD</m:t>
+                          </m:r>
+                        </m:e>
+                      </m:acc>
+                    </m:e>
+                    <m:sub>
+                      <m:r>
+                        <m:t>U</m:t>
+                      </m:r>
+                      <m:r>
+                        <m:t>N</m:t>
+                      </m:r>
+                    </m:sub>
+                  </m:sSub>
                 </m:e>
-                <m:sub>
-                  <m:r>
-                    <m:t>U</m:t>
-                  </m:r>
-                  <m:r>
-                    <m:t>N</m:t>
-                  </m:r>
-                </m:sub>
-              </m:sSub>
-              <m:r>
-                <m:rPr>
-                  <m:sty m:val="p"/>
-                </m:rPr>
-                <m:t>)</m:t>
+              </m:d>
+              <m:r>
+                <m:t>​</m:t>
+              </m:r>
+              <m:r>
+                <m:rPr>
+                  <m:sty m:val="p"/>
+                </m:rPr>
+                <m:t>≠</m:t>
+              </m:r>
+              <m:r>
+                <m:t>0</m:t>
+              </m:r>
+            </m:oMath>
+            <w:r>
+              <w:t xml:space="preserve">).</w:t>
+            </w:r>
+            <w:r>
+              <w:t xml:space="preserve"> </w:t>
+            </w:r>
+            <w:r>
+              <w:t xml:space="preserve">Moreover,</w:t>
+            </w:r>
+            <w:r>
+              <w:t xml:space="preserve"> </w:t>
+            </w:r>
+            <m:oMath>
+              <m:r>
+                <m:rPr>
+                  <m:sty m:val="p"/>
+                </m:rPr>
+                <m:t>aCov</m:t>
+              </m:r>
+              <m:r>
+                <m:t>​</m:t>
+              </m:r>
+              <m:d>
+                <m:dPr>
+                  <m:begChr m:val="("/>
+                  <m:sepChr m:val=""/>
+                  <m:endChr m:val=")"/>
+                  <m:grow/>
+                </m:dPr>
+                <m:e>
+                  <m:acc>
+                    <m:accPr>
+                      <m:chr m:val="̂"/>
+                    </m:accPr>
+                    <m:e>
+                      <m:r>
+                        <m:t>S</m:t>
+                      </m:r>
+                    </m:e>
+                  </m:acc>
+                  <m:r>
+                    <m:rPr>
+                      <m:sty m:val="p"/>
+                    </m:rPr>
+                    <m:t>,</m:t>
+                  </m:r>
+                  <m:sSub>
+                    <m:e>
+                      <m:acc>
+                        <m:accPr>
+                          <m:chr m:val="̂"/>
+                        </m:accPr>
+                        <m:e>
+                          <m:r>
+                            <m:rPr>
+                              <m:sty m:val="p"/>
+                            </m:rPr>
+                            <m:t>RD</m:t>
+                          </m:r>
+                        </m:e>
+                      </m:acc>
+                    </m:e>
+                    <m:sub>
+                      <m:r>
+                        <m:t>U</m:t>
+                      </m:r>
+                      <m:r>
+                        <m:t>N</m:t>
+                      </m:r>
+                    </m:sub>
+                  </m:sSub>
+                </m:e>
+              </m:d>
+              <m:r>
+                <m:t>​</m:t>
               </m:r>
               <m:r>
                 <m:rPr>
@@ -19229,7 +19304,6 @@
                     <m:e>
                       <m:r>
                         <m:rPr>
-                          <m:nor/>
                           <m:sty m:val="p"/>
                         </m:rPr>
                         <m:t>RD</m:t>
@@ -19275,7 +19349,6 @@
                     <m:e>
                       <m:r>
                         <m:rPr>
-                          <m:nor/>
                           <m:sty m:val="p"/>
                         </m:rPr>
                         <m:t>RD</m:t>
@@ -19300,34 +19373,20 @@
               </m:r>
               <m:r>
                 <m:rPr>
-                  <m:nor/>
                   <m:sty m:val="p"/>
                 </m:rPr>
                 <m:t>aCov</m:t>
               </m:r>
               <m:r>
-                <m:rPr>
-                  <m:sty m:val="p"/>
-                </m:rPr>
-                <m:t>(</m:t>
-              </m:r>
-              <m:acc>
-                <m:accPr>
-                  <m:chr m:val="̂"/>
-                </m:accPr>
-                <m:e>
-                  <m:r>
-                    <m:t>S</m:t>
-                  </m:r>
-                </m:e>
-              </m:acc>
-              <m:r>
-                <m:rPr>
-                  <m:sty m:val="p"/>
-                </m:rPr>
-                <m:t>,</m:t>
-              </m:r>
-              <m:sSub>
+                <m:t>​</m:t>
+              </m:r>
+              <m:d>
+                <m:dPr>
+                  <m:begChr m:val="("/>
+                  <m:sepChr m:val=""/>
+                  <m:endChr m:val=")"/>
+                  <m:grow/>
+                </m:dPr>
                 <m:e>
                   <m:acc>
                     <m:accPr>
@@ -19335,29 +19394,45 @@
                     </m:accPr>
                     <m:e>
                       <m:r>
-                        <m:rPr>
-                          <m:nor/>
-                          <m:sty m:val="p"/>
-                        </m:rPr>
-                        <m:t>RD</m:t>
+                        <m:t>S</m:t>
                       </m:r>
                     </m:e>
                   </m:acc>
+                  <m:r>
+                    <m:rPr>
+                      <m:sty m:val="p"/>
+                    </m:rPr>
+                    <m:t>,</m:t>
+                  </m:r>
+                  <m:sSub>
+                    <m:e>
+                      <m:acc>
+                        <m:accPr>
+                          <m:chr m:val="̂"/>
+                        </m:accPr>
+                        <m:e>
+                          <m:r>
+                            <m:rPr>
+                              <m:sty m:val="p"/>
+                            </m:rPr>
+                            <m:t>RD</m:t>
+                          </m:r>
+                        </m:e>
+                      </m:acc>
+                    </m:e>
+                    <m:sub>
+                      <m:r>
+                        <m:t>U</m:t>
+                      </m:r>
+                      <m:r>
+                        <m:t>N</m:t>
+                      </m:r>
+                    </m:sub>
+                  </m:sSub>
                 </m:e>
-                <m:sub>
-                  <m:r>
-                    <m:t>U</m:t>
-                  </m:r>
-                  <m:r>
-                    <m:t>N</m:t>
-                  </m:r>
-                </m:sub>
-              </m:sSub>
-              <m:r>
-                <m:rPr>
-                  <m:sty m:val="p"/>
-                </m:rPr>
-                <m:t>)</m:t>
+              </m:d>
+              <m:r>
+                <m:t>​</m:t>
               </m:r>
               <m:acc>
                 <m:accPr>
@@ -19389,7 +19464,6 @@
                     <m:e>
                       <m:r>
                         <m:rPr>
-                          <m:nor/>
                           <m:sty m:val="p"/>
                         </m:rPr>
                         <m:t>RD</m:t>
@@ -19726,7 +19800,6 @@
                     <m:e>
                       <m:r>
                         <m:rPr>
-                          <m:nor/>
                           <m:sty m:val="p"/>
                         </m:rPr>
                         <m:t>RD</m:t>
@@ -21993,7 +22066,6 @@
                     <m:e>
                       <m:r>
                         <m:rPr>
-                          <m:nor/>
                           <m:sty m:val="p"/>
                         </m:rPr>
                         <m:t>RD</m:t>
@@ -22149,7 +22221,6 @@
                     <m:e>
                       <m:r>
                         <m:rPr>
-                          <m:nor/>
                           <m:sty m:val="p"/>
                         </m:rPr>
                         <m:t>RD</m:t>
@@ -22497,10 +22568,12 @@
             <m:oMath>
               <m:r>
                 <m:rPr>
-                  <m:nor/>
                   <m:sty m:val="p"/>
                 </m:rPr>
                 <m:t>E</m:t>
+              </m:r>
+              <m:r>
+                <m:t>​</m:t>
               </m:r>
               <m:d>
                 <m:dPr>
@@ -22534,6 +22607,9 @@
                 </m:e>
               </m:d>
               <m:r>
+                <m:t>​</m:t>
+              </m:r>
+              <m:r>
                 <m:rPr>
                   <m:sty m:val="p"/>
                 </m:rPr>
@@ -22541,10 +22617,12 @@
               </m:r>
               <m:r>
                 <m:rPr>
-                  <m:nor/>
                   <m:sty m:val="p"/>
                 </m:rPr>
                 <m:t>E</m:t>
+              </m:r>
+              <m:r>
+                <m:t>​</m:t>
               </m:r>
               <m:d>
                 <m:dPr>
@@ -22577,6 +22655,9 @@
                   </m:r>
                 </m:e>
               </m:d>
+              <m:r>
+                <m:t>​</m:t>
+              </m:r>
             </m:oMath>
             <w:r>
               <w:t xml:space="preserve"> </w:t>

--- a/chapters/10-random-variability.docx
+++ b/chapters/10-random-variability.docx
@@ -4908,6 +4908,7 @@
                 <m:e>
                   <m:r>
                     <m:rPr>
+                      <m:scr m:val="double-struck"/>
                       <m:sty m:val="p"/>
                     </m:rPr>
                     <m:t>E</m:t>
@@ -5037,6 +5038,7 @@
                 <m:e>
                   <m:r>
                     <m:rPr>
+                      <m:scr m:val="double-struck"/>
                       <m:sty m:val="p"/>
                     </m:rPr>
                     <m:t>E</m:t>
@@ -22568,6 +22570,7 @@
             <m:oMath>
               <m:r>
                 <m:rPr>
+                  <m:scr m:val="double-struck"/>
                   <m:sty m:val="p"/>
                 </m:rPr>
                 <m:t>E</m:t>
@@ -22617,6 +22620,7 @@
               </m:r>
               <m:r>
                 <m:rPr>
+                  <m:scr m:val="double-struck"/>
                   <m:sty m:val="p"/>
                 </m:rPr>
                 <m:t>E</m:t>
